--- a/pr-preview/pr-412/basic-statistical-methods-handout-tracked-changes.docx
+++ b/pr-preview/pr-412/basic-statistical-methods-handout-tracked-changes.docx
@@ -16,7 +16,7 @@
       </w:pPr>
       <w:del w:id="1" w:author="PR Preview" w:date="2026-01-01T00:00:00Z">
         <w:r>
-          <w:delText xml:space="preserve">Last modified: 2026-10-20 14:23:26 (PDT)</w:delText>
+          <w:delText xml:space="preserve">Last modified: 2026-10-26 09:58:58 (PDT)</w:delText>
         </w:r>
       </w:del>
     </w:p>
@@ -26,7 +26,7 @@
       </w:pPr>
       <w:ins w:id="2" w:author="PR Preview" w:date="2026-01-01T00:00:00Z">
         <w:r>
-          <w:t xml:space="preserve">Last modified: 2026-10-21 11:52:50 (PDT)</w:t>
+          <w:t xml:space="preserve">Last modified: 2026-10-26 11:08:19 (PDT)</w:t>
         </w:r>
       </w:ins>
     </w:p>
@@ -8149,7 +8149,10 @@
             </m:accPr>
             <m:e>
               <m:r>
-                <m:t>ν</m:t>
+                <m:rPr>
+                  <m:sty m:val="p"/>
+                </m:rPr>
+                <m:t>df</m:t>
               </m:r>
             </m:e>
           </m:acc>
@@ -8589,7 +8592,10 @@
               </m:accPr>
               <m:e>
                 <m:r>
-                  <m:t>ν</m:t>
+                  <m:rPr>
+                    <m:sty m:val="p"/>
+                  </m:rPr>
+                  <m:t>df</m:t>
                 </m:r>
               </m:e>
             </m:acc>
@@ -8673,7 +8679,10 @@
               </m:accPr>
               <m:e>
                 <m:r>
-                  <m:t>ν</m:t>
+                  <m:rPr>
+                    <m:sty m:val="p"/>
+                  </m:rPr>
+                  <m:t>df</m:t>
                 </m:r>
               </m:e>
             </m:acc>
@@ -12352,7 +12361,10 @@
                 </m:accPr>
                 <m:e>
                   <m:r>
-                    <m:t>ν</m:t>
+                    <m:rPr>
+                      <m:sty m:val="p"/>
+                    </m:rPr>
+                    <m:t>df</m:t>
                   </m:r>
                 </m:e>
               </m:acc>
@@ -12511,7 +12523,10 @@
               </m:accPr>
               <m:e>
                 <m:r>
-                  <m:t>ν</m:t>
+                  <m:rPr>
+                    <m:sty m:val="p"/>
+                  </m:rPr>
+                  <m:t>df</m:t>
                 </m:r>
               </m:e>
             </m:acc>
@@ -12609,7 +12624,10 @@
               </m:accPr>
               <m:e>
                 <m:r>
-                  <m:t>ν</m:t>
+                  <m:rPr>
+                    <m:sty m:val="p"/>
+                  </m:rPr>
+                  <m:t>df</m:t>
                 </m:r>
               </m:e>
             </m:acc>
